--- a/print/polyu.docx
+++ b/print/polyu.docx
@@ -17,7 +17,7 @@
     </w:p>
     <w:p>
       <w:pPr>
-        <w:spacing w:before="0" w:after="20"/>
+        <w:spacing w:before="0" w:after="140"/>
       </w:pPr>
       <w:r>
         <w:rPr>
@@ -26,19 +26,6 @@
           <w:szCs w:val="18"/>
         </w:rPr>
         <w:t xml:space="preserve">2026 年 9 月入学　·　21 个专业　·　数据核对 2026-09　·　完整可搜索版 https://mtennnn.cn</w:t>
-      </w:r>
-    </w:p>
-    <w:p>
-      <w:pPr>
-        <w:spacing w:before="0" w:after="140"/>
-      </w:pPr>
-      <w:r>
-        <w:rPr>
-          <w:color w:val="555555"/>
-          <w:sz w:val="17"/>
-          <w:szCs w:val="17"/>
-        </w:rPr>
-        <w:t xml:space="preserve">横版 A4。双面打印请在打印设置里选「长边翻页」，否则背面会上下倒过来。</w:t>
       </w:r>
     </w:p>
     <w:p>

--- a/print/polyu.docx
+++ b/print/polyu.docx
@@ -17,7 +17,7 @@
     </w:p>
     <w:p>
       <w:pPr>
-        <w:spacing w:before="0" w:after="140"/>
+        <w:spacing w:before="0" w:after="20"/>
       </w:pPr>
       <w:r>
         <w:rPr>
@@ -25,7 +25,23 @@
           <w:sz w:val="18"/>
           <w:szCs w:val="18"/>
         </w:rPr>
-        <w:t xml:space="preserve">2026 年 9 月入学　·　21 个专业　·　数据核对 2026-09　·　完整可搜索版 https://mtennnn.cn</w:t>
+        <w:t xml:space="preserve">2026 年 9 月入学　·　收录 21 个专业　·　数据核对 2026-09　·　完整可搜索版 https://mtennnn.cn</w:t>
+      </w:r>
+    </w:p>
+    <w:p>
+      <w:pPr>
+        <w:pBdr>
+          <w:top w:val="single" w:sz="4" w:space="3" w:color="CCCCCC"/>
+        </w:pBdr>
+        <w:spacing w:before="0" w:after="140"/>
+      </w:pPr>
+      <w:r>
+        <w:rPr>
+          <w:color w:val="555555"/>
+          <w:sz w:val="15"/>
+          <w:szCs w:val="15"/>
+        </w:rPr>
+        <w:t xml:space="preserve">本册为选编：收录各校在 10 个热门学科方向（生化医药 / 物理 / 工程 / 经管金融 / 计算机数据 / 统计数学 / 教育 / 人文语言 / 社科法律 / 传媒）的本科课程，不是完整的本科专业目录；各校全部课程请以官网为准。</w:t>
       </w:r>
     </w:p>
     <w:p>
@@ -190,7 +206,7 @@
                 <w:sz w:val="15"/>
                 <w:szCs w:val="15"/>
               </w:rPr>
-              <w:t xml:space="preserve">理大 · 21 项　|　来源 mtennnn.cn　|　数据核对 2026-09</w:t>
+              <w:t xml:space="preserve">理大 · 收录 21 项　|　来源 mtennnn.cn　|　数据核对 2026-09</w:t>
             </w:r>
           </w:p>
         </w:tc>

--- a/print/polyu.docx
+++ b/print/polyu.docx
@@ -52,6 +52,7 @@
       <w:r>
         <w:rPr>
           <w:b/>
+          <w:color w:val="9B2F5F"/>
           <w:sz w:val="30"/>
           <w:szCs w:val="30"/>
         </w:rPr>
@@ -193,7 +194,7 @@
           <w:tcPr>
             <w:tcW w:w="15818" w:type="dxa"/>
             <w:gridSpan w:val="9"/>
-            <w:shd w:val="clear" w:color="auto" w:fill="F2F2F2"/>
+            <w:shd w:val="clear" w:color="auto" w:fill="F6ECF1"/>
             <w:vAlign w:val="top"/>
           </w:tcPr>
           <w:p>
@@ -218,7 +219,7 @@
         <w:tc>
           <w:tcPr>
             <w:tcW w:w="3164" w:type="dxa"/>
-            <w:shd w:val="clear" w:color="auto" w:fill="E4E4E4"/>
+            <w:shd w:val="clear" w:color="auto" w:fill="EDDAE2"/>
             <w:vAlign w:val="top"/>
           </w:tcPr>
           <w:p>
@@ -238,7 +239,7 @@
         <w:tc>
           <w:tcPr>
             <w:tcW w:w="1265" w:type="dxa"/>
-            <w:shd w:val="clear" w:color="auto" w:fill="E4E4E4"/>
+            <w:shd w:val="clear" w:color="auto" w:fill="EDDAE2"/>
             <w:vAlign w:val="top"/>
           </w:tcPr>
           <w:p>
@@ -258,7 +259,7 @@
         <w:tc>
           <w:tcPr>
             <w:tcW w:w="1107" w:type="dxa"/>
-            <w:shd w:val="clear" w:color="auto" w:fill="E4E4E4"/>
+            <w:shd w:val="clear" w:color="auto" w:fill="EDDAE2"/>
             <w:vAlign w:val="top"/>
           </w:tcPr>
           <w:p>
@@ -278,7 +279,7 @@
         <w:tc>
           <w:tcPr>
             <w:tcW w:w="2373" w:type="dxa"/>
-            <w:shd w:val="clear" w:color="auto" w:fill="E4E4E4"/>
+            <w:shd w:val="clear" w:color="auto" w:fill="EDDAE2"/>
             <w:vAlign w:val="top"/>
           </w:tcPr>
           <w:p>
@@ -298,7 +299,7 @@
         <w:tc>
           <w:tcPr>
             <w:tcW w:w="949" w:type="dxa"/>
-            <w:shd w:val="clear" w:color="auto" w:fill="E4E4E4"/>
+            <w:shd w:val="clear" w:color="auto" w:fill="EDDAE2"/>
             <w:vAlign w:val="top"/>
           </w:tcPr>
           <w:p>
@@ -318,7 +319,7 @@
         <w:tc>
           <w:tcPr>
             <w:tcW w:w="1107" w:type="dxa"/>
-            <w:shd w:val="clear" w:color="auto" w:fill="E4E4E4"/>
+            <w:shd w:val="clear" w:color="auto" w:fill="EDDAE2"/>
             <w:vAlign w:val="top"/>
           </w:tcPr>
           <w:p>
@@ -338,7 +339,7 @@
         <w:tc>
           <w:tcPr>
             <w:tcW w:w="2215" w:type="dxa"/>
-            <w:shd w:val="clear" w:color="auto" w:fill="E4E4E4"/>
+            <w:shd w:val="clear" w:color="auto" w:fill="EDDAE2"/>
             <w:vAlign w:val="top"/>
           </w:tcPr>
           <w:p>
@@ -358,7 +359,7 @@
         <w:tc>
           <w:tcPr>
             <w:tcW w:w="1740" w:type="dxa"/>
-            <w:shd w:val="clear" w:color="auto" w:fill="E4E4E4"/>
+            <w:shd w:val="clear" w:color="auto" w:fill="EDDAE2"/>
             <w:vAlign w:val="top"/>
           </w:tcPr>
           <w:p>
@@ -378,7 +379,7 @@
         <w:tc>
           <w:tcPr>
             <w:tcW w:w="1898" w:type="dxa"/>
-            <w:shd w:val="clear" w:color="auto" w:fill="E4E4E4"/>
+            <w:shd w:val="clear" w:color="auto" w:fill="EDDAE2"/>
             <w:vAlign w:val="top"/>
           </w:tcPr>
           <w:p>
@@ -548,6 +549,17 @@
               </w:rPr>
               <w:t xml:space="preserve">TOEFL 80 / —</w:t>
             </w:r>
+            <w:r>
+              <w:br/>
+            </w:r>
+            <w:r>
+              <w:rPr>
+                <w:color w:val="666666"/>
+                <w:sz w:val="13"/>
+                <w:szCs w:val="13"/>
+              </w:rPr>
+              <w:t xml:space="preserve">EFL 未区分 · ESL 未区分</w:t>
+            </w:r>
           </w:p>
         </w:tc>
         <w:tc>
@@ -739,6 +751,17 @@
               </w:rPr>
               <w:t xml:space="preserve">TOEFL 80 / —</w:t>
             </w:r>
+            <w:r>
+              <w:br/>
+            </w:r>
+            <w:r>
+              <w:rPr>
+                <w:color w:val="666666"/>
+                <w:sz w:val="13"/>
+                <w:szCs w:val="13"/>
+              </w:rPr>
+              <w:t xml:space="preserve">EFL 未区分 · ESL 未区分</w:t>
+            </w:r>
           </w:p>
         </w:tc>
         <w:tc>
@@ -930,6 +953,17 @@
               </w:rPr>
               <w:t xml:space="preserve">TOEFL 80 / —</w:t>
             </w:r>
+            <w:r>
+              <w:br/>
+            </w:r>
+            <w:r>
+              <w:rPr>
+                <w:color w:val="666666"/>
+                <w:sz w:val="13"/>
+                <w:szCs w:val="13"/>
+              </w:rPr>
+              <w:t xml:space="preserve">EFL 未区分 · ESL 未区分</w:t>
+            </w:r>
           </w:p>
         </w:tc>
         <w:tc>
@@ -1121,6 +1155,17 @@
               </w:rPr>
               <w:t xml:space="preserve">TOEFL 80 / —</w:t>
             </w:r>
+            <w:r>
+              <w:br/>
+            </w:r>
+            <w:r>
+              <w:rPr>
+                <w:color w:val="666666"/>
+                <w:sz w:val="13"/>
+                <w:szCs w:val="13"/>
+              </w:rPr>
+              <w:t xml:space="preserve">EFL 未区分 · ESL 未区分</w:t>
+            </w:r>
           </w:p>
         </w:tc>
         <w:tc>
@@ -1313,6 +1358,17 @@
               </w:rPr>
               <w:t xml:space="preserve">TOEFL 80 / —</w:t>
             </w:r>
+            <w:r>
+              <w:br/>
+            </w:r>
+            <w:r>
+              <w:rPr>
+                <w:color w:val="666666"/>
+                <w:sz w:val="13"/>
+                <w:szCs w:val="13"/>
+              </w:rPr>
+              <w:t xml:space="preserve">EFL 未区分 · ESL 未区分</w:t>
+            </w:r>
           </w:p>
         </w:tc>
         <w:tc>
@@ -1505,6 +1561,17 @@
               </w:rPr>
               <w:t xml:space="preserve">TOEFL 80 / —</w:t>
             </w:r>
+            <w:r>
+              <w:br/>
+            </w:r>
+            <w:r>
+              <w:rPr>
+                <w:color w:val="666666"/>
+                <w:sz w:val="13"/>
+                <w:szCs w:val="13"/>
+              </w:rPr>
+              <w:t xml:space="preserve">EFL 未区分 · ESL 未区分</w:t>
+            </w:r>
           </w:p>
         </w:tc>
         <w:tc>
@@ -1698,6 +1765,17 @@
               </w:rPr>
               <w:t xml:space="preserve">TOEFL 80 / —</w:t>
             </w:r>
+            <w:r>
+              <w:br/>
+            </w:r>
+            <w:r>
+              <w:rPr>
+                <w:color w:val="666666"/>
+                <w:sz w:val="13"/>
+                <w:szCs w:val="13"/>
+              </w:rPr>
+              <w:t xml:space="preserve">EFL 未区分 · ESL 未区分</w:t>
+            </w:r>
           </w:p>
         </w:tc>
         <w:tc>
@@ -1891,6 +1969,17 @@
               </w:rPr>
               <w:t xml:space="preserve">TOEFL 80 / —</w:t>
             </w:r>
+            <w:r>
+              <w:br/>
+            </w:r>
+            <w:r>
+              <w:rPr>
+                <w:color w:val="666666"/>
+                <w:sz w:val="13"/>
+                <w:szCs w:val="13"/>
+              </w:rPr>
+              <w:t xml:space="preserve">EFL 未区分 · ESL 未区分</w:t>
+            </w:r>
           </w:p>
         </w:tc>
         <w:tc>
@@ -2084,6 +2173,17 @@
               </w:rPr>
               <w:t xml:space="preserve">TOEFL 80 / —</w:t>
             </w:r>
+            <w:r>
+              <w:br/>
+            </w:r>
+            <w:r>
+              <w:rPr>
+                <w:color w:val="666666"/>
+                <w:sz w:val="13"/>
+                <w:szCs w:val="13"/>
+              </w:rPr>
+              <w:t xml:space="preserve">EFL 未区分 · ESL 未区分</w:t>
+            </w:r>
           </w:p>
         </w:tc>
         <w:tc>
@@ -2277,6 +2377,17 @@
               </w:rPr>
               <w:t xml:space="preserve">TOEFL 80 / —</w:t>
             </w:r>
+            <w:r>
+              <w:br/>
+            </w:r>
+            <w:r>
+              <w:rPr>
+                <w:color w:val="666666"/>
+                <w:sz w:val="13"/>
+                <w:szCs w:val="13"/>
+              </w:rPr>
+              <w:t xml:space="preserve">EFL 未区分 · ESL 未区分</w:t>
+            </w:r>
           </w:p>
         </w:tc>
         <w:tc>
@@ -2470,6 +2581,17 @@
               </w:rPr>
               <w:t xml:space="preserve">TOEFL 80 / —</w:t>
             </w:r>
+            <w:r>
+              <w:br/>
+            </w:r>
+            <w:r>
+              <w:rPr>
+                <w:color w:val="666666"/>
+                <w:sz w:val="13"/>
+                <w:szCs w:val="13"/>
+              </w:rPr>
+              <w:t xml:space="preserve">EFL 未区分 · ESL 未区分</w:t>
+            </w:r>
           </w:p>
         </w:tc>
         <w:tc>
@@ -2663,6 +2785,17 @@
               </w:rPr>
               <w:t xml:space="preserve">TOEFL 80 / —</w:t>
             </w:r>
+            <w:r>
+              <w:br/>
+            </w:r>
+            <w:r>
+              <w:rPr>
+                <w:color w:val="666666"/>
+                <w:sz w:val="13"/>
+                <w:szCs w:val="13"/>
+              </w:rPr>
+              <w:t xml:space="preserve">EFL 未区分 · ESL 未区分</w:t>
+            </w:r>
           </w:p>
         </w:tc>
         <w:tc>
@@ -2854,6 +2987,17 @@
               </w:rPr>
               <w:t xml:space="preserve">TOEFL 80 / —</w:t>
             </w:r>
+            <w:r>
+              <w:br/>
+            </w:r>
+            <w:r>
+              <w:rPr>
+                <w:color w:val="666666"/>
+                <w:sz w:val="13"/>
+                <w:szCs w:val="13"/>
+              </w:rPr>
+              <w:t xml:space="preserve">EFL 未区分 · ESL 未区分</w:t>
+            </w:r>
           </w:p>
         </w:tc>
         <w:tc>
@@ -3045,6 +3189,17 @@
               </w:rPr>
               <w:t xml:space="preserve">TOEFL 80 / —</w:t>
             </w:r>
+            <w:r>
+              <w:br/>
+            </w:r>
+            <w:r>
+              <w:rPr>
+                <w:color w:val="666666"/>
+                <w:sz w:val="13"/>
+                <w:szCs w:val="13"/>
+              </w:rPr>
+              <w:t xml:space="preserve">EFL 未区分 · ESL 未区分</w:t>
+            </w:r>
           </w:p>
         </w:tc>
         <w:tc>
@@ -3236,6 +3391,17 @@
               </w:rPr>
               <w:t xml:space="preserve">TOEFL 80 / —</w:t>
             </w:r>
+            <w:r>
+              <w:br/>
+            </w:r>
+            <w:r>
+              <w:rPr>
+                <w:color w:val="666666"/>
+                <w:sz w:val="13"/>
+                <w:szCs w:val="13"/>
+              </w:rPr>
+              <w:t xml:space="preserve">EFL 未区分 · ESL 未区分</w:t>
+            </w:r>
           </w:p>
         </w:tc>
         <w:tc>
@@ -3427,6 +3593,17 @@
               </w:rPr>
               <w:t xml:space="preserve">TOEFL 80 / —</w:t>
             </w:r>
+            <w:r>
+              <w:br/>
+            </w:r>
+            <w:r>
+              <w:rPr>
+                <w:color w:val="666666"/>
+                <w:sz w:val="13"/>
+                <w:szCs w:val="13"/>
+              </w:rPr>
+              <w:t xml:space="preserve">EFL 未区分 · ESL 未区分</w:t>
+            </w:r>
           </w:p>
         </w:tc>
         <w:tc>
@@ -3619,6 +3796,17 @@
               </w:rPr>
               <w:t xml:space="preserve">TOEFL 80 / —</w:t>
             </w:r>
+            <w:r>
+              <w:br/>
+            </w:r>
+            <w:r>
+              <w:rPr>
+                <w:color w:val="666666"/>
+                <w:sz w:val="13"/>
+                <w:szCs w:val="13"/>
+              </w:rPr>
+              <w:t xml:space="preserve">EFL 未区分 · ESL 未区分</w:t>
+            </w:r>
           </w:p>
         </w:tc>
         <w:tc>
@@ -3810,6 +3998,17 @@
               </w:rPr>
               <w:t xml:space="preserve">TOEFL 80 / —</w:t>
             </w:r>
+            <w:r>
+              <w:br/>
+            </w:r>
+            <w:r>
+              <w:rPr>
+                <w:color w:val="666666"/>
+                <w:sz w:val="13"/>
+                <w:szCs w:val="13"/>
+              </w:rPr>
+              <w:t xml:space="preserve">EFL 未区分 · ESL 未区分</w:t>
+            </w:r>
           </w:p>
         </w:tc>
         <w:tc>
@@ -4001,6 +4200,17 @@
               </w:rPr>
               <w:t xml:space="preserve">TOEFL 80 / —</w:t>
             </w:r>
+            <w:r>
+              <w:br/>
+            </w:r>
+            <w:r>
+              <w:rPr>
+                <w:color w:val="666666"/>
+                <w:sz w:val="13"/>
+                <w:szCs w:val="13"/>
+              </w:rPr>
+              <w:t xml:space="preserve">EFL 未区分 · ESL 未区分</w:t>
+            </w:r>
           </w:p>
         </w:tc>
         <w:tc>
@@ -4192,6 +4402,17 @@
               </w:rPr>
               <w:t xml:space="preserve">TOEFL 80 / —</w:t>
             </w:r>
+            <w:r>
+              <w:br/>
+            </w:r>
+            <w:r>
+              <w:rPr>
+                <w:color w:val="666666"/>
+                <w:sz w:val="13"/>
+                <w:szCs w:val="13"/>
+              </w:rPr>
+              <w:t xml:space="preserve">EFL 未区分 · ESL 未区分</w:t>
+            </w:r>
           </w:p>
         </w:tc>
         <w:tc>
@@ -4382,6 +4603,17 @@
                 <w:szCs w:val="14"/>
               </w:rPr>
               <w:t xml:space="preserve">TOEFL 80 / —</w:t>
+            </w:r>
+            <w:r>
+              <w:br/>
+            </w:r>
+            <w:r>
+              <w:rPr>
+                <w:color w:val="666666"/>
+                <w:sz w:val="13"/>
+                <w:szCs w:val="13"/>
+              </w:rPr>
+              <w:t xml:space="preserve">EFL 未区分 · ESL 未区分</w:t>
             </w:r>
           </w:p>
         </w:tc>
